--- a/templates/SARL AU/SARL-AU_2026-03_Statuts_Template.docx
+++ b/templates/SARL AU/SARL-AU_2026-03_Statuts_Template.docx
@@ -198,7 +198,7 @@
           <w:sz w:val="30"/>
           <w:szCs w:val="36"/>
         </w:rPr>
-        <w:t xml:space="preserve">{{ DENOMINATION_SOCIALE }} </w:t>
+        <w:t xml:space="preserve">{{ SOCIETE_RAISON_SOCIALE }} </w:t>
       </w:r>
       <w:bookmarkEnd w:id="0"/>
       <w:r>
@@ -210,7 +210,7 @@
           <w:sz w:val="30"/>
           <w:szCs w:val="36"/>
         </w:rPr>
-        <w:t>{{ FORME_JURIDIQUE }}</w:t>
+        <w:t>{{ SOCIETE_FORME_JURIDIQUE }}</w:t>
       </w:r>
     </w:p>
     <w:p>
@@ -246,7 +246,7 @@
           <w:b/>
           <w:color w:val="7030A0"/>
         </w:rPr>
-        <w:t>{{ CAPITAL_SOCIAL }}</w:t>
+        <w:t>{{ SOCIETE_CAPITAL }}</w:t>
       </w:r>
       <w:r>
         <w:rPr>
@@ -313,7 +313,7 @@
           <w:b/>
           <w:color w:val="7030A0"/>
         </w:rPr>
-        <w:t>{{ ADRESSE_SIEGE_SOCIAL }} -</w:t>
+        <w:t>{{ SOCIETE_ADRESSE_SIEGE }} -</w:t>
       </w:r>
       <w:r>
         <w:rPr>
@@ -358,7 +358,7 @@
           <w:bCs/>
           <w:color w:val="7030A0"/>
         </w:rPr>
-        <w:t>{{ NUMERO_ICE }}</w:t>
+        <w:t>{{ SOCIETE_ICE }}</w:t>
       </w:r>
     </w:p>
     <w:p>
@@ -414,7 +414,7 @@
           <w:b/>
           <w:bCs/>
         </w:rPr>
-        <w:t>{{ CIVILITE_ASSOCIE }}</w:t>
+        <w:t>{{ ASSOCIE_CIVILITE }}</w:t>
       </w:r>
       <w:r>
         <w:rPr>
@@ -434,7 +434,7 @@
           <w:b/>
           <w:bCs/>
         </w:rPr>
-        <w:t>{{ PRENOM_ASSOCIE }}</w:t>
+        <w:t>{{ ASSOCIE_PRENOM }}</w:t>
       </w:r>
       <w:r>
         <w:rPr>
@@ -452,7 +452,7 @@
           <w:b/>
           <w:bCs/>
         </w:rPr>
-        <w:t xml:space="preserve">{{ NOM_ASSOCIE }} </w:t>
+        <w:t xml:space="preserve">{{ ASSOCIE_NOM }} </w:t>
       </w:r>
       <w:bookmarkEnd w:id="2"/>
       <w:r>
@@ -469,7 +469,7 @@
           <w:b/>
           <w:bCs/>
         </w:rPr>
-        <w:t>{{ NATIONALITE_ASSOCIE }}</w:t>
+        <w:t>{{ ASSOCIE_NATIONALITE }}</w:t>
       </w:r>
       <w:r>
         <w:rPr>
@@ -539,7 +539,7 @@
           <w:b/>
           <w:bCs/>
         </w:rPr>
-        <w:t>{{ NUMERO_CIN_ASSOCIE }}</w:t>
+        <w:t>{{ ASSOCIE_CIN }}</w:t>
       </w:r>
       <w:r>
         <w:rPr>
@@ -555,7 +555,7 @@
           <w:b/>
           <w:bCs/>
         </w:rPr>
-        <w:t xml:space="preserve">{{ DATE_NAISSANCE_ASSOCIE }} </w:t>
+        <w:t xml:space="preserve">{{ ASSOCIE_DATE_NAISSANCE }} </w:t>
       </w:r>
       <w:r>
         <w:rPr>
@@ -571,7 +571,7 @@
           <w:b/>
           <w:bCs/>
         </w:rPr>
-        <w:t>{{ LIEU_NAISSANCE_ASSOCIE }}</w:t>
+        <w:t>{{ ASSOCIE_LIEU_NAISSANCE }}</w:t>
       </w:r>
       <w:r>
         <w:rPr>
@@ -605,7 +605,7 @@
           <w:b/>
           <w:bCs/>
         </w:rPr>
-        <w:t>{{ ADRESSE_ASSOCIE }}</w:t>
+        <w:t>{{ ASSOCIE_ADRESSE }}</w:t>
       </w:r>
       <w:r>
         <w:rPr>
@@ -921,7 +921,7 @@
           <w:b/>
           <w:color w:val="000000"/>
         </w:rPr>
-        <w:t xml:space="preserve">{{ DENOMINATION_SOCIALE }} </w:t>
+        <w:t xml:space="preserve">{{ SOCIETE_RAISON_SOCIALE }} </w:t>
       </w:r>
       <w:r>
         <w:rPr>
@@ -1352,7 +1352,7 @@
           <w:rFonts w:ascii="Aptos" w:hAnsi="Aptos" w:cs="Times New Roman"/>
           <w:b/>
         </w:rPr>
-        <w:t>{{ ADRESSE_SIEGE_SOCIAL }} -</w:t>
+        <w:t>{{ SOCIETE_ADRESSE_SIEGE }} -</w:t>
       </w:r>
       <w:r>
         <w:rPr>
@@ -1582,7 +1582,7 @@
           <w:b/>
           <w:bCs/>
         </w:rPr>
-        <w:t>{{ CAPITAL_SOCIAL }}</w:t>
+        <w:t>{{ SOCIETE_CAPITAL }}</w:t>
       </w:r>
       <w:r>
         <w:rPr>
@@ -1610,7 +1610,7 @@
           <w:b/>
           <w:bCs/>
         </w:rPr>
-        <w:t>{{ NOMBRE_PARTS_SOCIALES }}</w:t>
+        <w:t>{{ SOCIETE_PART_SOCIAL }}</w:t>
       </w:r>
       <w:r>
         <w:rPr>
@@ -1702,7 +1702,7 @@
           <w:b/>
           <w:bCs/>
         </w:rPr>
-        <w:t>{CIVILITE_ASSOCIE}} {{ PRENOM_ASSOCIE }} {{ NOM_ASSOCIE }} ---------------------------------------------------</w:t>
+        <w:t>{CIVILITE_ASSOCIE}} {{ ASSOCIE_PRENOM }} {{ ASSOCIE_NOM }} ---------------------------------------------------</w:t>
       </w:r>
       <w:r>
         <w:rPr>
@@ -1710,7 +1710,7 @@
           <w:b/>
           <w:bCs/>
         </w:rPr>
-        <w:t>{{ NOMBRE_PARTS_SOCIALES }}</w:t>
+        <w:t>{{ SOCIETE_PART_SOCIAL }}</w:t>
       </w:r>
       <w:r>
         <w:rPr>
@@ -1760,7 +1760,7 @@
           <w:b/>
           <w:bCs/>
         </w:rPr>
-        <w:t xml:space="preserve">{CIVILITE_ASSOCIE}} {{ PRENOM_ASSOCIE }} {{ NOM_ASSOCIE }} </w:t>
+        <w:t xml:space="preserve">{CIVILITE_ASSOCIE}} {{ ASSOCIE_PRENOM }} {{ ASSOCIE_NOM }} </w:t>
       </w:r>
       <w:r>
         <w:rPr>
@@ -1792,7 +1792,7 @@
           <w:b/>
           <w:bCs/>
         </w:rPr>
-        <w:t>{{ CAPITAL_SOCIAL }}</w:t>
+        <w:t>{{ SOCIETE_CAPITAL }}</w:t>
       </w:r>
       <w:r>
         <w:rPr>
@@ -2426,7 +2426,7 @@
           <w:b/>
           <w:bCs/>
         </w:rPr>
-        <w:t>{{ CIVILITE_ASSOCIE }} {{ PRENOM_ASSOCIE }} {{ NOM_ASSOCIE }} de Nationalité {{ NATIONALITE_ASSOCIE }}, titulaire de la CIN N° {{ NUMERO_CIN_ASSOCIE }}, né le {{ DATE_NAISSANCE_ASSOCIE }} à {{ LIEU_NAISSANCE_ASSOCIE }}, demeurant à {{ ADRESSE_ASSOCIE }}.</w:t>
+        <w:t>{{ ASSOCIE_CIVILITE }} {{ ASSOCIE_PRENOM }} {{ ASSOCIE_NOM }} de Nationalité {{ ASSOCIE_NATIONALITE }}, titulaire de la CIN N° {{ ASSOCIE_CIN }}, né le {{ ASSOCIE_DATE_NAISSANCE }} à {{ ASSOCIE_LIEU_NAISSANCE }}, demeurant à {{ ASSOCIE_ADRESSE }}.</w:t>
       </w:r>
     </w:p>
     <w:p>
@@ -4523,7 +4523,7 @@
           <w:rFonts w:ascii="Aptos" w:hAnsi="Aptos" w:cs="Times New Roman"/>
           <w:spacing w:val="-6"/>
         </w:rPr>
-        <w:t>{{ TRIBUNAL_COMPETENT }}</w:t>
+        <w:t>{{ SOCIETE_TRIBUNAL }}</w:t>
       </w:r>
       <w:r>
         <w:rPr>
@@ -4681,7 +4681,7 @@
           <w:u w:val="none"/>
           <w:lang w:val="fr-FR"/>
         </w:rPr>
-        <w:t xml:space="preserve">{{ CIVILITE_ASSOCIE }} {{ PRENOM_ASSOCIE }} {{ NOM_ASSOCIE }} </w:t>
+        <w:t xml:space="preserve">{{ ASSOCIE_CIVILITE }} {{ ASSOCIE_PRENOM }} {{ ASSOCIE_NOM }} </w:t>
       </w:r>
     </w:p>
     <w:p>
@@ -4701,7 +4701,7 @@
           <w:u w:val="single"/>
           <w:lang w:val="fr-CA"/>
         </w:rPr>
-        <w:t>{{ QUALITE_ASSOCIE }}</w:t>
+        <w:t>{{ ASSOCIE_QUALITE }}</w:t>
       </w:r>
     </w:p>
     <w:sectPr>

--- a/templates/SARL AU/SARL-AU_2026-03_Statuts_Template.docx
+++ b/templates/SARL AU/SARL-AU_2026-03_Statuts_Template.docx
@@ -1186,7 +1186,7 @@
           <w:b/>
           <w:bCs/>
         </w:rPr>
-        <w:t>{{ a }}</w:t>
+        <w:t/>
       </w:r>
     </w:p>
     <w:p>
@@ -1694,7 +1694,7 @@
           <w:b/>
           <w:bCs/>
         </w:rPr>
-        <w:t>- {</w:t>
+        <w:t>- {{ ASSOCIE_CIVILITE }} {{ ASSOCIE_PRENOM }} {{ ASSOCIE_NOM }} ---------------------------------------------------{{ SOCIETE_PART_SOCIAL }} Parts.</w:t>
       </w:r>
       <w:r>
         <w:rPr>
@@ -1702,7 +1702,7 @@
           <w:b/>
           <w:bCs/>
         </w:rPr>
-        <w:t>{CIVILITE_ASSOCIE}} {{ ASSOCIE_PRENOM }} {{ ASSOCIE_NOM }} ---------------------------------------------------</w:t>
+        <w:t/>
       </w:r>
       <w:r>
         <w:rPr>
@@ -1710,7 +1710,7 @@
           <w:b/>
           <w:bCs/>
         </w:rPr>
-        <w:t>{{ SOCIETE_PART_SOCIAL }}</w:t>
+        <w:t/>
       </w:r>
       <w:r>
         <w:rPr>
@@ -1718,7 +1718,7 @@
           <w:b/>
           <w:bCs/>
         </w:rPr>
-        <w:t xml:space="preserve"> </w:t>
+        <w:t xml:space="preserve"/>
       </w:r>
       <w:r>
         <w:rPr>
@@ -1726,7 +1726,7 @@
           <w:b/>
           <w:bCs/>
         </w:rPr>
-        <w:t>Parts</w:t>
+        <w:t/>
       </w:r>
       <w:r>
         <w:rPr>
@@ -1734,7 +1734,7 @@
           <w:b/>
           <w:bCs/>
         </w:rPr>
-        <w:t>.</w:t>
+        <w:t/>
       </w:r>
     </w:p>
     <w:p>
@@ -1752,7 +1752,7 @@
           <w:b/>
           <w:bCs/>
         </w:rPr>
-        <w:t>- {</w:t>
+        <w:t>- {{ ASSOCIE_CIVILITE }} {{ ASSOCIE_PRENOM }} {{ ASSOCIE_NOM }} -------------------------------------------------{{ SOCIETE_CAPITAL }} DHS.</w:t>
       </w:r>
       <w:r>
         <w:rPr>
@@ -1760,7 +1760,7 @@
           <w:b/>
           <w:bCs/>
         </w:rPr>
-        <w:t xml:space="preserve">{CIVILITE_ASSOCIE}} {{ ASSOCIE_PRENOM }} {{ ASSOCIE_NOM }} </w:t>
+        <w:t xml:space="preserve"/>
       </w:r>
       <w:r>
         <w:rPr>
@@ -1768,7 +1768,7 @@
           <w:b/>
           <w:bCs/>
         </w:rPr>
-        <w:t>-------------</w:t>
+        <w:t/>
       </w:r>
       <w:r>
         <w:rPr>
@@ -1776,7 +1776,7 @@
           <w:b/>
           <w:bCs/>
         </w:rPr>
-        <w:t>------------------</w:t>
+        <w:t/>
       </w:r>
       <w:r>
         <w:rPr>
@@ -1784,7 +1784,7 @@
           <w:b/>
           <w:bCs/>
         </w:rPr>
-        <w:t>------------------</w:t>
+        <w:t/>
       </w:r>
       <w:r>
         <w:rPr>
@@ -1792,7 +1792,7 @@
           <w:b/>
           <w:bCs/>
         </w:rPr>
-        <w:t>{{ SOCIETE_CAPITAL }}</w:t>
+        <w:t/>
       </w:r>
       <w:r>
         <w:rPr>
@@ -1800,7 +1800,7 @@
           <w:b/>
           <w:bCs/>
         </w:rPr>
-        <w:t xml:space="preserve"> </w:t>
+        <w:t xml:space="preserve"/>
       </w:r>
       <w:r>
         <w:rPr>
@@ -1808,7 +1808,7 @@
           <w:b/>
           <w:bCs/>
         </w:rPr>
-        <w:t>DHS.</w:t>
+        <w:t/>
       </w:r>
     </w:p>
     <w:p>
